--- a/Sistem Multimedia/Trash Tycoon/Proposal/Tubes_Sismul_Kelompok19.docx
+++ b/Sistem Multimedia/Trash Tycoon/Proposal/Tubes_Sismul_Kelompok19.docx
@@ -1523,21 +1523,7 @@
           <w:rFonts w:ascii="Arial" w:hAnsi="Arial" w:cs="Arial"/>
           <w:bCs/>
         </w:rPr>
-        <w:t>Aplikasi Trash Tycoon merupakan game simulasi manajemen yang dikembangkan menggunakan Unity Engine dengan bahasa pemrograman C#. Game ini dirancang untuk platform PC</w:t>
-      </w:r>
-      <w:r>
-        <w:rPr>
-          <w:rFonts w:ascii="Arial" w:hAnsi="Arial" w:cs="Arial"/>
-          <w:bCs/>
-        </w:rPr>
-        <w:t>/Desktop</w:t>
-      </w:r>
-      <w:r>
-        <w:rPr>
-          <w:rFonts w:ascii="Arial" w:hAnsi="Arial" w:cs="Arial"/>
-          <w:bCs/>
-        </w:rPr>
-        <w:t>. Dalam proses pengembangannya, aplikasi ini juga menggunakan software pendukung seperti Blender untuk pembuatan model 3D sederhana dan Adobe Photoshop atau Figma untuk desain antarmuka pengguna</w:t>
+        <w:t>Aplikasi Trash Tycoon merupakan game simulasi manajemen yang dikembangkan menggunakan Unity Engine dengan bahasa pemrograman C#. Game ini dirancang untuk platform PC/Desktop. Dalam proses pengembangannya, aplikasi ini juga menggunakan software pendukung seperti Blender untuk pembuatan model 3D sederhana dan Adobe Photoshop atau Figma untuk desain antarmuka pengguna</w:t>
       </w:r>
       <w:r>
         <w:rPr>
@@ -2787,7 +2773,7 @@
           <w:szCs w:val="20"/>
           <w:lang w:val="en-ID"/>
         </w:rPr>
-        <w:t>, s</w:t>
+        <w:t xml:space="preserve">, </w:t>
       </w:r>
       <w:proofErr w:type="spellStart"/>
       <w:r>
@@ -2796,7 +2782,7 @@
           <w:szCs w:val="20"/>
           <w:lang w:val="en-ID"/>
         </w:rPr>
-        <w:t>emakin</w:t>
+        <w:t>semakin</w:t>
       </w:r>
       <w:proofErr w:type="spellEnd"/>
       <w:r>
@@ -3071,6 +3057,383 @@
           <w:szCs w:val="20"/>
         </w:rPr>
         <w:t xml:space="preserve"> bukan sekadar permainan simulasi biasa, melainkan media pembelajaran interaktif yang menyenangkan dan mendidik.</w:t>
+      </w:r>
+    </w:p>
+    <w:p>
+      <w:pPr>
+        <w:pStyle w:val="ListParagraph"/>
+        <w:tabs>
+          <w:tab w:val="left" w:pos="426"/>
+        </w:tabs>
+        <w:ind w:left="0" w:firstLine="0"/>
+        <w:rPr>
+          <w:rFonts w:ascii="Arial" w:hAnsi="Arial" w:cs="Arial"/>
+          <w:b/>
+          <w:bCs/>
+          <w:szCs w:val="20"/>
+        </w:rPr>
+      </w:pPr>
+      <w:r>
+        <w:rPr>
+          <w:rFonts w:ascii="Arial" w:hAnsi="Arial" w:cs="Arial"/>
+          <w:b/>
+          <w:bCs/>
+          <w:szCs w:val="20"/>
+        </w:rPr>
+        <w:t>Tantangan:</w:t>
+      </w:r>
+    </w:p>
+    <w:p>
+      <w:pPr>
+        <w:tabs>
+          <w:tab w:val="left" w:pos="426"/>
+        </w:tabs>
+        <w:rPr>
+          <w:rFonts w:ascii="Arial" w:hAnsi="Arial" w:cs="Arial"/>
+          <w:szCs w:val="20"/>
+        </w:rPr>
+      </w:pPr>
+      <w:r>
+        <w:rPr>
+          <w:rFonts w:ascii="Arial" w:hAnsi="Arial" w:cs="Arial"/>
+          <w:szCs w:val="20"/>
+        </w:rPr>
+        <w:tab/>
+      </w:r>
+      <w:r>
+        <w:rPr>
+          <w:rFonts w:ascii="Arial" w:hAnsi="Arial" w:cs="Arial"/>
+          <w:szCs w:val="20"/>
+        </w:rPr>
+        <w:t xml:space="preserve">Dalam pengembangan dan perancangan aplikasi </w:t>
+      </w:r>
+      <w:r>
+        <w:rPr>
+          <w:rFonts w:ascii="Arial" w:hAnsi="Arial" w:cs="Arial"/>
+          <w:i/>
+          <w:iCs/>
+          <w:szCs w:val="20"/>
+        </w:rPr>
+        <w:t>Trash Tycoon</w:t>
+      </w:r>
+      <w:r>
+        <w:rPr>
+          <w:rFonts w:ascii="Arial" w:hAnsi="Arial" w:cs="Arial"/>
+          <w:szCs w:val="20"/>
+        </w:rPr>
+        <w:t>, terdapat beberapa tantangan (obstacle) yang perlu diperhatikan agar sistem permainan berjalan seimbang dan menarik:</w:t>
+      </w:r>
+    </w:p>
+    <w:p>
+      <w:pPr>
+        <w:pStyle w:val="ListParagraph"/>
+        <w:numPr>
+          <w:ilvl w:val="0"/>
+          <w:numId w:val="23"/>
+        </w:numPr>
+        <w:tabs>
+          <w:tab w:val="left" w:pos="426"/>
+        </w:tabs>
+        <w:rPr>
+          <w:rFonts w:ascii="Arial" w:hAnsi="Arial" w:cs="Arial"/>
+          <w:b/>
+          <w:bCs/>
+          <w:szCs w:val="20"/>
+        </w:rPr>
+      </w:pPr>
+      <w:r>
+        <w:rPr>
+          <w:rFonts w:ascii="Arial" w:hAnsi="Arial" w:cs="Arial"/>
+          <w:b/>
+          <w:bCs/>
+          <w:szCs w:val="20"/>
+        </w:rPr>
+        <w:t>Harga Upgrade Fasilitas dan Equipment</w:t>
+      </w:r>
+    </w:p>
+    <w:p>
+      <w:pPr>
+        <w:tabs>
+          <w:tab w:val="left" w:pos="426"/>
+        </w:tabs>
+        <w:ind w:left="720"/>
+        <w:rPr>
+          <w:rFonts w:ascii="Arial" w:hAnsi="Arial" w:cs="Arial"/>
+          <w:szCs w:val="20"/>
+        </w:rPr>
+      </w:pPr>
+      <w:r>
+        <w:rPr>
+          <w:rFonts w:ascii="Arial" w:hAnsi="Arial" w:cs="Arial"/>
+          <w:szCs w:val="20"/>
+        </w:rPr>
+        <w:tab/>
+      </w:r>
+      <w:r>
+        <w:rPr>
+          <w:rFonts w:ascii="Arial" w:hAnsi="Arial" w:cs="Arial"/>
+          <w:szCs w:val="20"/>
+        </w:rPr>
+        <w:t xml:space="preserve">Setiap peningkatan fasilitas atau pembelian alat baru membutuhkan biaya yang semakin tinggi. Tantangan muncul dalam menentukan keseimbangan harga agar tidak terlalu mudah namun tetap mendorong pemain untuk terus berkembang. Selain itu, beberapa </w:t>
+      </w:r>
+      <w:r>
+        <w:rPr>
+          <w:rFonts w:ascii="Arial" w:hAnsi="Arial" w:cs="Arial"/>
+          <w:i/>
+          <w:iCs/>
+          <w:szCs w:val="20"/>
+        </w:rPr>
+        <w:t>equipment</w:t>
+      </w:r>
+      <w:r>
+        <w:rPr>
+          <w:rFonts w:ascii="Arial" w:hAnsi="Arial" w:cs="Arial"/>
+          <w:szCs w:val="20"/>
+        </w:rPr>
+        <w:t xml:space="preserve"> hanya dapat digunakan pada area tertentu, sehingga pemain perlu mengatur strategi dalam memilih area yang ingin ditingkatkan.</w:t>
+      </w:r>
+    </w:p>
+    <w:p>
+      <w:pPr>
+        <w:pStyle w:val="ListParagraph"/>
+        <w:numPr>
+          <w:ilvl w:val="0"/>
+          <w:numId w:val="23"/>
+        </w:numPr>
+        <w:tabs>
+          <w:tab w:val="left" w:pos="426"/>
+        </w:tabs>
+        <w:rPr>
+          <w:rFonts w:ascii="Arial" w:hAnsi="Arial" w:cs="Arial"/>
+          <w:b/>
+          <w:bCs/>
+          <w:szCs w:val="20"/>
+        </w:rPr>
+      </w:pPr>
+      <w:r>
+        <w:rPr>
+          <w:rFonts w:ascii="Arial" w:hAnsi="Arial" w:cs="Arial"/>
+          <w:b/>
+          <w:bCs/>
+          <w:szCs w:val="20"/>
+        </w:rPr>
+        <w:t>Equipment Pengumpulan Sampah</w:t>
+      </w:r>
+    </w:p>
+    <w:p>
+      <w:pPr>
+        <w:tabs>
+          <w:tab w:val="left" w:pos="426"/>
+        </w:tabs>
+        <w:ind w:left="720"/>
+        <w:rPr>
+          <w:rFonts w:ascii="Arial" w:hAnsi="Arial" w:cs="Arial"/>
+          <w:szCs w:val="20"/>
+        </w:rPr>
+      </w:pPr>
+      <w:r>
+        <w:rPr>
+          <w:rFonts w:ascii="Arial" w:hAnsi="Arial" w:cs="Arial"/>
+          <w:b/>
+          <w:bCs/>
+          <w:szCs w:val="20"/>
+        </w:rPr>
+        <w:tab/>
+      </w:r>
+      <w:r>
+        <w:rPr>
+          <w:rFonts w:ascii="Arial" w:hAnsi="Arial" w:cs="Arial"/>
+          <w:szCs w:val="20"/>
+        </w:rPr>
+        <w:t>Pemilihan equipment yang efisien menjadi bagian penting dalam gameplay. Setiap alat memiliki kemampuan dan jangkauan area yang berbeda, serta membutuhkan biaya perawatan atau energi tertentu. Hal ini menuntut pemain untuk menyeimbangkan antara biaya operasional dan hasil pengumpulan sampah yang diperoleh.</w:t>
+      </w:r>
+    </w:p>
+    <w:p>
+      <w:pPr>
+        <w:tabs>
+          <w:tab w:val="left" w:pos="426"/>
+        </w:tabs>
+        <w:ind w:left="720"/>
+        <w:rPr>
+          <w:rFonts w:ascii="Arial" w:hAnsi="Arial" w:cs="Arial"/>
+          <w:szCs w:val="20"/>
+        </w:rPr>
+      </w:pPr>
+    </w:p>
+    <w:p>
+      <w:pPr>
+        <w:pStyle w:val="ListParagraph"/>
+        <w:numPr>
+          <w:ilvl w:val="0"/>
+          <w:numId w:val="23"/>
+        </w:numPr>
+        <w:tabs>
+          <w:tab w:val="left" w:pos="426"/>
+        </w:tabs>
+        <w:rPr>
+          <w:rFonts w:ascii="Arial" w:hAnsi="Arial" w:cs="Arial"/>
+          <w:b/>
+          <w:bCs/>
+          <w:szCs w:val="20"/>
+        </w:rPr>
+      </w:pPr>
+      <w:r>
+        <w:rPr>
+          <w:rFonts w:ascii="Arial" w:hAnsi="Arial" w:cs="Arial"/>
+          <w:b/>
+          <w:bCs/>
+          <w:szCs w:val="20"/>
+        </w:rPr>
+        <w:lastRenderedPageBreak/>
+        <w:t>Sistem Scoring dan Nilai Sampah</w:t>
+      </w:r>
+    </w:p>
+    <w:p>
+      <w:pPr>
+        <w:tabs>
+          <w:tab w:val="left" w:pos="426"/>
+        </w:tabs>
+        <w:ind w:left="720"/>
+        <w:rPr>
+          <w:rFonts w:ascii="Arial" w:hAnsi="Arial" w:cs="Arial"/>
+          <w:szCs w:val="20"/>
+        </w:rPr>
+      </w:pPr>
+      <w:r>
+        <w:rPr>
+          <w:rFonts w:ascii="Arial" w:hAnsi="Arial" w:cs="Arial"/>
+          <w:szCs w:val="20"/>
+        </w:rPr>
+        <w:tab/>
+      </w:r>
+      <w:r>
+        <w:rPr>
+          <w:rFonts w:ascii="Arial" w:hAnsi="Arial" w:cs="Arial"/>
+          <w:szCs w:val="20"/>
+        </w:rPr>
+        <w:t>Sistem skor dirancang agar setiap jenis sampah memiliki nilai berbeda tergantung pada kelangkaan dan lokasi pengumpulan. Misalnya, sampah di area tertentu mungkin lebih sulit dijangkau sehingga memiliki nilai jual lebih tinggi. Mekanisme ini menciptakan dinamika ekonomi dalam permainan dan mendorong pemain untuk menjelajahi berbagai area.</w:t>
+      </w:r>
+    </w:p>
+    <w:p>
+      <w:pPr>
+        <w:pStyle w:val="ListParagraph"/>
+        <w:numPr>
+          <w:ilvl w:val="0"/>
+          <w:numId w:val="23"/>
+        </w:numPr>
+        <w:tabs>
+          <w:tab w:val="left" w:pos="426"/>
+        </w:tabs>
+        <w:rPr>
+          <w:rFonts w:ascii="Arial" w:hAnsi="Arial" w:cs="Arial"/>
+          <w:b/>
+          <w:bCs/>
+          <w:szCs w:val="20"/>
+        </w:rPr>
+      </w:pPr>
+      <w:r>
+        <w:rPr>
+          <w:rFonts w:ascii="Arial" w:hAnsi="Arial" w:cs="Arial"/>
+          <w:b/>
+          <w:bCs/>
+          <w:szCs w:val="20"/>
+        </w:rPr>
+        <w:t>Perbandingan dan Kompetisi Antar Pemain</w:t>
+      </w:r>
+    </w:p>
+    <w:p>
+      <w:pPr>
+        <w:tabs>
+          <w:tab w:val="left" w:pos="426"/>
+        </w:tabs>
+        <w:ind w:left="720"/>
+        <w:rPr>
+          <w:rFonts w:ascii="Arial" w:hAnsi="Arial" w:cs="Arial"/>
+          <w:szCs w:val="20"/>
+        </w:rPr>
+      </w:pPr>
+      <w:r>
+        <w:rPr>
+          <w:rFonts w:ascii="Arial" w:hAnsi="Arial" w:cs="Arial"/>
+          <w:szCs w:val="20"/>
+        </w:rPr>
+        <w:tab/>
+      </w:r>
+      <w:r>
+        <w:rPr>
+          <w:rFonts w:ascii="Arial" w:hAnsi="Arial" w:cs="Arial"/>
+          <w:szCs w:val="20"/>
+        </w:rPr>
+        <w:t>Untuk menambah aspek kompetitif, permainan dapat menampilkan perbandingan kekayaan atau poin antar pemain. Namun, perlu diatur agar sistem ekonomi dalam game tetap seimbang dan tidak menimbulkan ketimpangan terlalu besar antara pemain baru dan pemain lama.</w:t>
+      </w:r>
+    </w:p>
+    <w:p>
+      <w:pPr>
+        <w:pStyle w:val="ListParagraph"/>
+        <w:numPr>
+          <w:ilvl w:val="0"/>
+          <w:numId w:val="23"/>
+        </w:numPr>
+        <w:tabs>
+          <w:tab w:val="left" w:pos="426"/>
+        </w:tabs>
+        <w:rPr>
+          <w:rFonts w:ascii="Arial" w:hAnsi="Arial" w:cs="Arial"/>
+          <w:b/>
+          <w:bCs/>
+          <w:szCs w:val="20"/>
+        </w:rPr>
+      </w:pPr>
+      <w:r>
+        <w:rPr>
+          <w:rFonts w:ascii="Arial" w:hAnsi="Arial" w:cs="Arial"/>
+          <w:b/>
+          <w:bCs/>
+          <w:szCs w:val="20"/>
+        </w:rPr>
+        <w:t>Pengurangan Skor Melalui Pembelian Equipment</w:t>
+      </w:r>
+    </w:p>
+    <w:p>
+      <w:pPr>
+        <w:tabs>
+          <w:tab w:val="left" w:pos="426"/>
+        </w:tabs>
+        <w:ind w:left="720"/>
+        <w:rPr>
+          <w:rFonts w:ascii="Arial" w:hAnsi="Arial" w:cs="Arial"/>
+          <w:szCs w:val="20"/>
+        </w:rPr>
+      </w:pPr>
+      <w:r>
+        <w:rPr>
+          <w:rFonts w:ascii="Arial" w:hAnsi="Arial" w:cs="Arial"/>
+          <w:szCs w:val="20"/>
+        </w:rPr>
+        <w:tab/>
+      </w:r>
+      <w:r>
+        <w:rPr>
+          <w:rFonts w:ascii="Arial" w:hAnsi="Arial" w:cs="Arial"/>
+          <w:szCs w:val="20"/>
+        </w:rPr>
+        <w:t xml:space="preserve">Pembelian </w:t>
+      </w:r>
+      <w:r>
+        <w:rPr>
+          <w:rFonts w:ascii="Arial" w:hAnsi="Arial" w:cs="Arial"/>
+          <w:i/>
+          <w:iCs/>
+          <w:szCs w:val="20"/>
+        </w:rPr>
+        <w:t>equipment</w:t>
+      </w:r>
+      <w:r>
+        <w:rPr>
+          <w:rFonts w:ascii="Arial" w:hAnsi="Arial" w:cs="Arial"/>
+          <w:szCs w:val="20"/>
+        </w:rPr>
+        <w:t xml:space="preserve"> atau peningkatan fasilitas akan mengurangi saldo atau skor yang dimiliki pemain. Hal ini menambah aspek strategi dalam permainan, di mana pemain perlu memutuskan kapan waktu yang tepat untuk berinvestasi dalam peningkatan fasilitas tanpa kehilangan terlalu banyak modal.</w:t>
       </w:r>
     </w:p>
     <w:p>
@@ -3687,15 +4050,7 @@
           <w:b/>
           <w:bCs/>
         </w:rPr>
-        <w:lastRenderedPageBreak/>
-        <w:t>Penjelasan Tahap Proses Pembuatan Aplikasi</w:t>
-      </w:r>
-      <w:r>
-        <w:rPr>
-          <w:b/>
-          <w:bCs/>
-        </w:rPr>
-        <w:t>:</w:t>
+        <w:t>Penjelasan Tahap Proses Pembuatan Aplikasi:</w:t>
       </w:r>
     </w:p>
     <w:p>
@@ -3722,8 +4077,6 @@
       </w:pPr>
       <w:r>
         <w:tab/>
-      </w:r>
-      <w:r>
         <w:t>Tahap pertama dimulai dengan merumuskan ide dasar game Trash Tycoon dan menentukan konsep utama permainan, seperti mekanisme pengumpulan sampah, sistem upgrade, serta tujuan akhir permainan. Pada tahap ini juga dilakukan pembuatan desain awal berupa sketsa alur permainan, tampilan antarmuka pengguna (UI), dan rancangan gameplay secara umum.</w:t>
       </w:r>
     </w:p>
@@ -3751,9 +4104,11 @@
       </w:pPr>
       <w:r>
         <w:tab/>
-      </w:r>
-      <w:r>
-        <w:t>Setelah konsep ditetapkan, tahap berikutnya adalah mendesain elemen visual yang akan digunakan dalam game. Proses ini mencakup pembuatan karakter, objek sampah, mesin daur ulang, bangunan, serta elemen lingkungan menggunakan Blender atau software desain lainnya. Tujuannya agar game memiliki identitas visual yang menarik dan sesuai dengan tema kebersihan serta daur ulang.</w:t>
+        <w:t xml:space="preserve">Setelah konsep ditetapkan, tahap berikutnya adalah mendesain elemen visual yang akan digunakan dalam game. Proses ini mencakup pembuatan karakter, objek sampah, mesin daur </w:t>
+      </w:r>
+      <w:r>
+        <w:lastRenderedPageBreak/>
+        <w:t>ulang, bangunan, serta elemen lingkungan menggunakan Blender atau software desain lainnya. Tujuannya agar game memiliki identitas visual yang menarik dan sesuai dengan tema kebersihan serta daur ulang.</w:t>
       </w:r>
     </w:p>
     <w:p>
@@ -3780,8 +4135,6 @@
       </w:pPr>
       <w:r>
         <w:tab/>
-      </w:r>
-      <w:r>
         <w:t>Pada tahap ini, pengembang membuat versi awal atau prototype dari game untuk menguji mekanisme dasar, seperti sistem pengumpulan sampah, perolehan poin, dan peningkatan fasilitas. Prototype ini menjadi acuan utama sebelum fitur tambahan dikembangkan lebih lanjut, sekaligus membantu mendeteksi kesalahan logika sejak awal.</w:t>
       </w:r>
     </w:p>
@@ -3809,8 +4162,6 @@
       </w:pPr>
       <w:r>
         <w:tab/>
-      </w:r>
-      <w:r>
         <w:t>Setelah prototype dianggap stabil, fitur utama mulai diimplementasikan secara penuh. Tahap ini meliputi penambahan sistem upgrade fasilitas, sistem keuangan (uang/poin), otomatisasi proses daur ulang, serta indikator kebersihan lingkungan virtual. Pada bagian ini pula dilakukan penyempurnaan interaksi antar elemen agar gameplay terasa lebih realistis dan menyenangkan.</w:t>
       </w:r>
     </w:p>
@@ -3838,8 +4189,6 @@
       </w:pPr>
       <w:r>
         <w:tab/>
-      </w:r>
-      <w:r>
         <w:t>Setelah semua fitur utama selesai, dilakukan pengujian untuk memastikan seluruh sistem berjalan sesuai rencana tanpa bug atau kesalahan logika. Pengujian mencakup aspek fungsionalitas, tampilan, performa, dan kenyamanan pemain. Jika ditemukan kesalahan, dilakukan proses debugging dan optimalisasi agar game berjalan lebih stabil.</w:t>
       </w:r>
     </w:p>
@@ -3867,10 +4216,7 @@
       </w:pPr>
       <w:r>
         <w:tab/>
-        <w:t>T</w:t>
-      </w:r>
-      <w:r>
-        <w:t>ahap terakhir adalah penyempurnaan keseluruhan aplikasi, seperti penyusunan menu utama, penambahan efek suara, penyelarasan tampilan, dan pembuatan versi akhir dari game. Setelah semua aspek diperiksa dan dinyatakan layak, Trash Tycoon siap dipublikasikan ke platform yang dituju (PC atau Android) serta dipresentasikan sebagai hasil akhir dari proyek pengembangan.</w:t>
+        <w:t>Tahap terakhir adalah penyempurnaan keseluruhan aplikasi, seperti penyusunan menu utama, penambahan efek suara, penyelarasan tampilan, dan pembuatan versi akhir dari game. Setelah semua aspek diperiksa dan dinyatakan layak, Trash Tycoon siap dipublikasikan ke platform yang dituju (PC atau Android) serta dipresentasikan sebagai hasil akhir dari proyek pengembangan.</w:t>
       </w:r>
     </w:p>
     <w:p>
@@ -3998,27 +4344,27 @@
           <w:b/>
           <w:bCs/>
         </w:rPr>
+        <w:t xml:space="preserve">Gantt Chart Aplikasi </w:t>
+      </w:r>
+      <w:r>
+        <w:rPr>
+          <w:b/>
+          <w:bCs/>
+        </w:rPr>
+        <w:t>Permainan</w:t>
+      </w:r>
+    </w:p>
+    <w:p>
+      <w:pPr>
+        <w:tabs>
+          <w:tab w:val="left" w:pos="567"/>
+        </w:tabs>
+      </w:pPr>
+      <w:r>
+        <w:rPr>
+          <w:noProof/>
+        </w:rPr>
         <w:lastRenderedPageBreak/>
-        <w:t xml:space="preserve">Gantt Chart Aplikasi </w:t>
-      </w:r>
-      <w:r>
-        <w:rPr>
-          <w:b/>
-          <w:bCs/>
-        </w:rPr>
-        <w:t>Permainan</w:t>
-      </w:r>
-    </w:p>
-    <w:p>
-      <w:pPr>
-        <w:tabs>
-          <w:tab w:val="left" w:pos="567"/>
-        </w:tabs>
-      </w:pPr>
-      <w:r>
-        <w:rPr>
-          <w:noProof/>
-        </w:rPr>
         <w:drawing>
           <wp:inline distT="0" distB="0" distL="0" distR="0" wp14:anchorId="6ABEB808" wp14:editId="4C08FC55">
             <wp:extent cx="5672455" cy="3386455"/>
@@ -4091,14 +4437,7 @@
           <w:b/>
           <w:bCs/>
         </w:rPr>
-        <w:t>D</w:t>
-      </w:r>
-      <w:r>
-        <w:rPr>
-          <w:b/>
-          <w:bCs/>
-        </w:rPr>
-        <w:t>esain antar muka dan fitur utama</w:t>
+        <w:t>Desain antar muka dan fitur utama</w:t>
       </w:r>
     </w:p>
     <w:p>
@@ -4345,7 +4684,6 @@
           <w:b/>
           <w:bCs/>
         </w:rPr>
-        <w:lastRenderedPageBreak/>
         <w:t>Flowchart Umum Game</w:t>
       </w:r>
     </w:p>
@@ -5491,6 +5829,92 @@
     </w:lvl>
   </w:abstractNum>
   <w:abstractNum w:abstractNumId="8" w15:restartNumberingAfterBreak="0">
+    <w:nsid w:val="3181538B"/>
+    <w:multiLevelType w:val="hybridMultilevel"/>
+    <w:tmpl w:val="E7926CF8"/>
+    <w:lvl w:ilvl="0" w:tplc="3809000F">
+      <w:start w:val="1"/>
+      <w:numFmt w:val="decimal"/>
+      <w:lvlText w:val="%1."/>
+      <w:lvlJc w:val="left"/>
+      <w:pPr>
+        <w:ind w:left="720" w:hanging="360"/>
+      </w:pPr>
+    </w:lvl>
+    <w:lvl w:ilvl="1" w:tplc="38090019">
+      <w:start w:val="1"/>
+      <w:numFmt w:val="lowerLetter"/>
+      <w:lvlText w:val="%2."/>
+      <w:lvlJc w:val="left"/>
+      <w:pPr>
+        <w:ind w:left="1440" w:hanging="360"/>
+      </w:pPr>
+    </w:lvl>
+    <w:lvl w:ilvl="2" w:tplc="3809001B" w:tentative="1">
+      <w:start w:val="1"/>
+      <w:numFmt w:val="lowerRoman"/>
+      <w:lvlText w:val="%3."/>
+      <w:lvlJc w:val="right"/>
+      <w:pPr>
+        <w:ind w:left="2160" w:hanging="180"/>
+      </w:pPr>
+    </w:lvl>
+    <w:lvl w:ilvl="3" w:tplc="3809000F" w:tentative="1">
+      <w:start w:val="1"/>
+      <w:numFmt w:val="decimal"/>
+      <w:lvlText w:val="%4."/>
+      <w:lvlJc w:val="left"/>
+      <w:pPr>
+        <w:ind w:left="2880" w:hanging="360"/>
+      </w:pPr>
+    </w:lvl>
+    <w:lvl w:ilvl="4" w:tplc="38090019" w:tentative="1">
+      <w:start w:val="1"/>
+      <w:numFmt w:val="lowerLetter"/>
+      <w:lvlText w:val="%5."/>
+      <w:lvlJc w:val="left"/>
+      <w:pPr>
+        <w:ind w:left="3600" w:hanging="360"/>
+      </w:pPr>
+    </w:lvl>
+    <w:lvl w:ilvl="5" w:tplc="3809001B" w:tentative="1">
+      <w:start w:val="1"/>
+      <w:numFmt w:val="lowerRoman"/>
+      <w:lvlText w:val="%6."/>
+      <w:lvlJc w:val="right"/>
+      <w:pPr>
+        <w:ind w:left="4320" w:hanging="180"/>
+      </w:pPr>
+    </w:lvl>
+    <w:lvl w:ilvl="6" w:tplc="3809000F" w:tentative="1">
+      <w:start w:val="1"/>
+      <w:numFmt w:val="decimal"/>
+      <w:lvlText w:val="%7."/>
+      <w:lvlJc w:val="left"/>
+      <w:pPr>
+        <w:ind w:left="5040" w:hanging="360"/>
+      </w:pPr>
+    </w:lvl>
+    <w:lvl w:ilvl="7" w:tplc="38090019" w:tentative="1">
+      <w:start w:val="1"/>
+      <w:numFmt w:val="lowerLetter"/>
+      <w:lvlText w:val="%8."/>
+      <w:lvlJc w:val="left"/>
+      <w:pPr>
+        <w:ind w:left="5760" w:hanging="360"/>
+      </w:pPr>
+    </w:lvl>
+    <w:lvl w:ilvl="8" w:tplc="3809001B" w:tentative="1">
+      <w:start w:val="1"/>
+      <w:numFmt w:val="lowerRoman"/>
+      <w:lvlText w:val="%9."/>
+      <w:lvlJc w:val="right"/>
+      <w:pPr>
+        <w:ind w:left="6480" w:hanging="180"/>
+      </w:pPr>
+    </w:lvl>
+  </w:abstractNum>
+  <w:abstractNum w:abstractNumId="9" w15:restartNumberingAfterBreak="0">
     <w:nsid w:val="3BA4353E"/>
     <w:multiLevelType w:val="multilevel"/>
     <w:tmpl w:val="869EFF12"/>
@@ -5639,7 +6063,93 @@
       </w:rPr>
     </w:lvl>
   </w:abstractNum>
-  <w:abstractNum w:abstractNumId="9" w15:restartNumberingAfterBreak="0">
+  <w:abstractNum w:abstractNumId="10" w15:restartNumberingAfterBreak="0">
+    <w:nsid w:val="3CB77916"/>
+    <w:multiLevelType w:val="hybridMultilevel"/>
+    <w:tmpl w:val="38547204"/>
+    <w:lvl w:ilvl="0" w:tplc="3809000F">
+      <w:start w:val="1"/>
+      <w:numFmt w:val="decimal"/>
+      <w:lvlText w:val="%1."/>
+      <w:lvlJc w:val="left"/>
+      <w:pPr>
+        <w:ind w:left="720" w:hanging="360"/>
+      </w:pPr>
+    </w:lvl>
+    <w:lvl w:ilvl="1" w:tplc="38090019" w:tentative="1">
+      <w:start w:val="1"/>
+      <w:numFmt w:val="lowerLetter"/>
+      <w:lvlText w:val="%2."/>
+      <w:lvlJc w:val="left"/>
+      <w:pPr>
+        <w:ind w:left="1440" w:hanging="360"/>
+      </w:pPr>
+    </w:lvl>
+    <w:lvl w:ilvl="2" w:tplc="3809001B" w:tentative="1">
+      <w:start w:val="1"/>
+      <w:numFmt w:val="lowerRoman"/>
+      <w:lvlText w:val="%3."/>
+      <w:lvlJc w:val="right"/>
+      <w:pPr>
+        <w:ind w:left="2160" w:hanging="180"/>
+      </w:pPr>
+    </w:lvl>
+    <w:lvl w:ilvl="3" w:tplc="3809000F" w:tentative="1">
+      <w:start w:val="1"/>
+      <w:numFmt w:val="decimal"/>
+      <w:lvlText w:val="%4."/>
+      <w:lvlJc w:val="left"/>
+      <w:pPr>
+        <w:ind w:left="2880" w:hanging="360"/>
+      </w:pPr>
+    </w:lvl>
+    <w:lvl w:ilvl="4" w:tplc="38090019" w:tentative="1">
+      <w:start w:val="1"/>
+      <w:numFmt w:val="lowerLetter"/>
+      <w:lvlText w:val="%5."/>
+      <w:lvlJc w:val="left"/>
+      <w:pPr>
+        <w:ind w:left="3600" w:hanging="360"/>
+      </w:pPr>
+    </w:lvl>
+    <w:lvl w:ilvl="5" w:tplc="3809001B" w:tentative="1">
+      <w:start w:val="1"/>
+      <w:numFmt w:val="lowerRoman"/>
+      <w:lvlText w:val="%6."/>
+      <w:lvlJc w:val="right"/>
+      <w:pPr>
+        <w:ind w:left="4320" w:hanging="180"/>
+      </w:pPr>
+    </w:lvl>
+    <w:lvl w:ilvl="6" w:tplc="3809000F" w:tentative="1">
+      <w:start w:val="1"/>
+      <w:numFmt w:val="decimal"/>
+      <w:lvlText w:val="%7."/>
+      <w:lvlJc w:val="left"/>
+      <w:pPr>
+        <w:ind w:left="5040" w:hanging="360"/>
+      </w:pPr>
+    </w:lvl>
+    <w:lvl w:ilvl="7" w:tplc="38090019" w:tentative="1">
+      <w:start w:val="1"/>
+      <w:numFmt w:val="lowerLetter"/>
+      <w:lvlText w:val="%8."/>
+      <w:lvlJc w:val="left"/>
+      <w:pPr>
+        <w:ind w:left="5760" w:hanging="360"/>
+      </w:pPr>
+    </w:lvl>
+    <w:lvl w:ilvl="8" w:tplc="3809001B" w:tentative="1">
+      <w:start w:val="1"/>
+      <w:numFmt w:val="lowerRoman"/>
+      <w:lvlText w:val="%9."/>
+      <w:lvlJc w:val="right"/>
+      <w:pPr>
+        <w:ind w:left="6480" w:hanging="180"/>
+      </w:pPr>
+    </w:lvl>
+  </w:abstractNum>
+  <w:abstractNum w:abstractNumId="11" w15:restartNumberingAfterBreak="0">
     <w:nsid w:val="42404D8A"/>
     <w:multiLevelType w:val="hybridMultilevel"/>
     <w:tmpl w:val="E4EE105A"/>
@@ -5760,7 +6270,7 @@
       </w:rPr>
     </w:lvl>
   </w:abstractNum>
-  <w:abstractNum w:abstractNumId="10" w15:restartNumberingAfterBreak="0">
+  <w:abstractNum w:abstractNumId="12" w15:restartNumberingAfterBreak="0">
     <w:nsid w:val="43583CF7"/>
     <w:multiLevelType w:val="hybridMultilevel"/>
     <w:tmpl w:val="17D6F318"/>
@@ -5881,7 +6391,7 @@
       </w:rPr>
     </w:lvl>
   </w:abstractNum>
-  <w:abstractNum w:abstractNumId="11" w15:restartNumberingAfterBreak="0">
+  <w:abstractNum w:abstractNumId="13" w15:restartNumberingAfterBreak="0">
     <w:nsid w:val="46EE5C29"/>
     <w:multiLevelType w:val="multilevel"/>
     <w:tmpl w:val="9FCCF79A"/>
@@ -6030,7 +6540,7 @@
       </w:rPr>
     </w:lvl>
   </w:abstractNum>
-  <w:abstractNum w:abstractNumId="12" w15:restartNumberingAfterBreak="0">
+  <w:abstractNum w:abstractNumId="14" w15:restartNumberingAfterBreak="0">
     <w:nsid w:val="501748C9"/>
     <w:multiLevelType w:val="multilevel"/>
     <w:tmpl w:val="18C6B92C"/>
@@ -6143,7 +6653,7 @@
       </w:pPr>
     </w:lvl>
   </w:abstractNum>
-  <w:abstractNum w:abstractNumId="13" w15:restartNumberingAfterBreak="0">
+  <w:abstractNum w:abstractNumId="15" w15:restartNumberingAfterBreak="0">
     <w:nsid w:val="51D52C8E"/>
     <w:multiLevelType w:val="hybridMultilevel"/>
     <w:tmpl w:val="F432CEEC"/>
@@ -6265,7 +6775,7 @@
       </w:rPr>
     </w:lvl>
   </w:abstractNum>
-  <w:abstractNum w:abstractNumId="14" w15:restartNumberingAfterBreak="0">
+  <w:abstractNum w:abstractNumId="16" w15:restartNumberingAfterBreak="0">
     <w:nsid w:val="5A9C60DA"/>
     <w:multiLevelType w:val="hybridMultilevel"/>
     <w:tmpl w:val="AB681EAA"/>
@@ -6386,7 +6896,7 @@
       </w:rPr>
     </w:lvl>
   </w:abstractNum>
-  <w:abstractNum w:abstractNumId="15" w15:restartNumberingAfterBreak="0">
+  <w:abstractNum w:abstractNumId="17" w15:restartNumberingAfterBreak="0">
     <w:nsid w:val="5FA345CF"/>
     <w:multiLevelType w:val="hybridMultilevel"/>
     <w:tmpl w:val="BF943C06"/>
@@ -6508,7 +7018,7 @@
       </w:rPr>
     </w:lvl>
   </w:abstractNum>
-  <w:abstractNum w:abstractNumId="16" w15:restartNumberingAfterBreak="0">
+  <w:abstractNum w:abstractNumId="18" w15:restartNumberingAfterBreak="0">
     <w:nsid w:val="64DA4A30"/>
     <w:multiLevelType w:val="multilevel"/>
     <w:tmpl w:val="980C6BD2"/>
@@ -6640,7 +7150,7 @@
       </w:rPr>
     </w:lvl>
   </w:abstractNum>
-  <w:abstractNum w:abstractNumId="17" w15:restartNumberingAfterBreak="0">
+  <w:abstractNum w:abstractNumId="19" w15:restartNumberingAfterBreak="0">
     <w:nsid w:val="665353F0"/>
     <w:multiLevelType w:val="hybridMultilevel"/>
     <w:tmpl w:val="CFE2B622"/>
@@ -6761,7 +7271,7 @@
       </w:rPr>
     </w:lvl>
   </w:abstractNum>
-  <w:abstractNum w:abstractNumId="18" w15:restartNumberingAfterBreak="0">
+  <w:abstractNum w:abstractNumId="20" w15:restartNumberingAfterBreak="0">
     <w:nsid w:val="6D3434A8"/>
     <w:multiLevelType w:val="hybridMultilevel"/>
     <w:tmpl w:val="87703ABE"/>
@@ -6892,7 +7402,7 @@
       </w:rPr>
     </w:lvl>
   </w:abstractNum>
-  <w:abstractNum w:abstractNumId="19" w15:restartNumberingAfterBreak="0">
+  <w:abstractNum w:abstractNumId="21" w15:restartNumberingAfterBreak="0">
     <w:nsid w:val="74566482"/>
     <w:multiLevelType w:val="multilevel"/>
     <w:tmpl w:val="5CA47EF4"/>
@@ -7033,7 +7543,7 @@
       </w:rPr>
     </w:lvl>
   </w:abstractNum>
-  <w:abstractNum w:abstractNumId="20" w15:restartNumberingAfterBreak="0">
+  <w:abstractNum w:abstractNumId="22" w15:restartNumberingAfterBreak="0">
     <w:nsid w:val="7B357FB5"/>
     <w:multiLevelType w:val="hybridMultilevel"/>
     <w:tmpl w:val="31364F92"/>
@@ -7155,40 +7665,40 @@
     </w:lvl>
   </w:abstractNum>
   <w:num w:numId="1" w16cid:durableId="1050880195">
-    <w:abstractNumId w:val="18"/>
+    <w:abstractNumId w:val="20"/>
   </w:num>
   <w:num w:numId="2" w16cid:durableId="1085809370">
-    <w:abstractNumId w:val="20"/>
+    <w:abstractNumId w:val="22"/>
   </w:num>
   <w:num w:numId="3" w16cid:durableId="1856534521">
-    <w:abstractNumId w:val="15"/>
+    <w:abstractNumId w:val="17"/>
   </w:num>
   <w:num w:numId="4" w16cid:durableId="980571816">
     <w:abstractNumId w:val="3"/>
   </w:num>
   <w:num w:numId="5" w16cid:durableId="408700400">
-    <w:abstractNumId w:val="10"/>
+    <w:abstractNumId w:val="12"/>
   </w:num>
   <w:num w:numId="6" w16cid:durableId="1240287409">
     <w:abstractNumId w:val="7"/>
   </w:num>
   <w:num w:numId="7" w16cid:durableId="77142159">
-    <w:abstractNumId w:val="14"/>
+    <w:abstractNumId w:val="16"/>
   </w:num>
   <w:num w:numId="8" w16cid:durableId="1288245338">
+    <w:abstractNumId w:val="21"/>
+  </w:num>
+  <w:num w:numId="9" w16cid:durableId="143668057">
+    <w:abstractNumId w:val="15"/>
+  </w:num>
+  <w:num w:numId="10" w16cid:durableId="1684940081">
     <w:abstractNumId w:val="19"/>
   </w:num>
-  <w:num w:numId="9" w16cid:durableId="143668057">
-    <w:abstractNumId w:val="13"/>
-  </w:num>
-  <w:num w:numId="10" w16cid:durableId="1684940081">
-    <w:abstractNumId w:val="17"/>
-  </w:num>
   <w:num w:numId="11" w16cid:durableId="788352777">
-    <w:abstractNumId w:val="9"/>
+    <w:abstractNumId w:val="11"/>
   </w:num>
   <w:num w:numId="12" w16cid:durableId="1940484856">
-    <w:abstractNumId w:val="16"/>
+    <w:abstractNumId w:val="18"/>
   </w:num>
   <w:num w:numId="13" w16cid:durableId="9570960">
     <w:abstractNumId w:val="1"/>
@@ -7200,13 +7710,13 @@
     <w:abstractNumId w:val="0"/>
   </w:num>
   <w:num w:numId="16" w16cid:durableId="1880162941">
-    <w:abstractNumId w:val="8"/>
+    <w:abstractNumId w:val="9"/>
   </w:num>
   <w:num w:numId="17" w16cid:durableId="919869435">
-    <w:abstractNumId w:val="11"/>
+    <w:abstractNumId w:val="13"/>
   </w:num>
   <w:num w:numId="18" w16cid:durableId="801315412">
-    <w:abstractNumId w:val="12"/>
+    <w:abstractNumId w:val="14"/>
   </w:num>
   <w:num w:numId="19" w16cid:durableId="1100024632">
     <w:abstractNumId w:val="2"/>
@@ -7216,6 +7726,12 @@
   </w:num>
   <w:num w:numId="21" w16cid:durableId="1052655006">
     <w:abstractNumId w:val="6"/>
+  </w:num>
+  <w:num w:numId="22" w16cid:durableId="1804696111">
+    <w:abstractNumId w:val="10"/>
+  </w:num>
+  <w:num w:numId="23" w16cid:durableId="1005985237">
+    <w:abstractNumId w:val="8"/>
   </w:num>
 </w:numbering>
 </file>
